--- a/Vilu/docs/postulacion/VILU_Documento_prototipo_interactivo.docx
+++ b/Vilu/docs/postulacion/VILU_Documento_prototipo_interactivo.docx
@@ -212,7 +212,7 @@
             <w:szCs w:val="19"/>
             <w:u w:val="single"/>
           </w:rPr>
-          <w:t xml:space="preserve">https://youtu.be/nSpEi_cRmc0</w:t>
+          <w:t xml:space="preserve">https://www.youtube.com/watch?v=c-GbUDsGS8g</w:t>
         </w:r>
       </w:hyperlink>
     </w:p>
